--- a/OPERACIONES/MARKETING/Publicidad/GZBR_Guerrilla_TJ_Bares_V9_0.docx
+++ b/OPERACIONES/MARKETING/Publicidad/GZBR_Guerrilla_TJ_Bares_V9_0.docx
@@ -4491,7 +4491,7 @@
         <w:pStyle w:val="894"/>
       </w:pPr>
       <w:r>
-        <w:t>D1 — LLC Delaware. Lanzamiento 31 Mayo 2026.</w:t>
+        <w:t>D1 — LLC Delaware. Lanzamiento 1 Julio 2026.</w:t>
       </w:r>
     </w:p>
     <w:p>
@@ -4547,7 +4547,7 @@
         <w:pStyle w:val="894"/>
       </w:pPr>
       <w:r>
-        <w:t>D9 — Lanzamiento 31 Mayo 2026.</w:t>
+        <w:t>D9 — Lanzamiento 1 Julio 2026.</w:t>
       </w:r>
     </w:p>
     <w:p>
@@ -4564,6 +4564,8 @@
       </w:r>
     </w:p>
     <w:sectPr>
+      <w:headerReference w:type="default" r:id="rId11"/>
+      <w:footerReference w:type="default" r:id="rId12"/>
       <w:footnotePr/>
       <w:endnotePr/>
       <w:type w:val="nextPage"/>
@@ -4608,6 +4610,16 @@
 </w:endnotes>
 </file>
 
+<file path=word/footer1.xml><?xml version="1.0" encoding="utf-8"?>
+<w:ftr xmlns:m="http://schemas.openxmlformats.org/officeDocument/2006/math" xmlns:mc="http://schemas.openxmlformats.org/markup-compatibility/2006" xmlns:mo="http://schemas.microsoft.com/office/mac/office/2008/main" xmlns:mv="urn:schemas-microsoft-com:mac:vml" xmlns:o="urn:schemas-microsoft-com:office:office" xmlns:r="http://schemas.openxmlformats.org/officeDocument/2006/relationships" xmlns:v="urn:schemas-microsoft-com:vml" xmlns:w10="urn:schemas-microsoft-com:office:word" xmlns:w14="http://schemas.microsoft.com/office/word/2010/wordml" xmlns:w="http://schemas.openxmlformats.org/wordprocessingml/2006/main" xmlns:wne="http://schemas.microsoft.com/office/word/2006/wordml" xmlns:wp14="http://schemas.microsoft.com/office/word/2010/wordprocessingDrawing" xmlns:wp="http://schemas.openxmlformats.org/drawingml/2006/wordprocessingDrawing" xmlns:wpc="http://schemas.microsoft.com/office/word/2010/wordprocessingCanvas" xmlns:wpg="http://schemas.microsoft.com/office/word/2010/wordprocessingGroup" xmlns:wpi="http://schemas.microsoft.com/office/word/2010/wordprocessingInk" xmlns:wps="http://schemas.microsoft.com/office/word/2010/wordprocessingShape" mc:Ignorable="w14 wp14">
+  <w:p>
+    <w:pPr>
+      <w:pStyle w:val="Footer"/>
+    </w:pPr>
+  </w:p>
+</w:ftr>
+</file>
+
 <file path=word/footnotes.xml><?xml version="1.0" encoding="utf-8"?>
 <w:footnotes xmlns:wpc="http://schemas.microsoft.com/office/word/2010/wordprocessingCanvas" xmlns:mc="http://schemas.openxmlformats.org/markup-compatibility/2006" xmlns:o="urn:schemas-microsoft-com:office:office" xmlns:r="http://schemas.openxmlformats.org/officeDocument/2006/relationships" xmlns:m="http://schemas.openxmlformats.org/officeDocument/2006/math" xmlns:v="urn:schemas-microsoft-com:vml" xmlns:wp14="http://schemas.microsoft.com/office/word/2010/wordprocessingDrawing" xmlns:wp="http://schemas.openxmlformats.org/drawingml/2006/wordprocessingDrawing" xmlns:w10="urn:schemas-microsoft-com:office:word" xmlns:w="http://schemas.openxmlformats.org/wordprocessingml/2006/main" xmlns:w14="http://schemas.microsoft.com/office/word/2010/wordml" xmlns:w15="http://schemas.microsoft.com/office/word/2012/wordml" xmlns:wpg="http://schemas.microsoft.com/office/word/2010/wordprocessingGroup" xmlns:wpi="http://schemas.microsoft.com/office/word/2010/wordprocessingInk" xmlns:wne="http://schemas.microsoft.com/office/word/2006/wordml" xmlns:a="http://schemas.openxmlformats.org/drawingml/2006/main" xmlns:wps="http://schemas.microsoft.com/office/word/2010/wordprocessingShape" mc:Ignorable="w14 w15 wp14">
   <w:footnote w:type="separator" w:id="-1">
@@ -4639,6 +4651,16 @@
     </w:p>
   </w:footnote>
 </w:footnotes>
+</file>
+
+<file path=word/header1.xml><?xml version="1.0" encoding="utf-8"?>
+<w:hdr xmlns:m="http://schemas.openxmlformats.org/officeDocument/2006/math" xmlns:mc="http://schemas.openxmlformats.org/markup-compatibility/2006" xmlns:mo="http://schemas.microsoft.com/office/mac/office/2008/main" xmlns:mv="urn:schemas-microsoft-com:mac:vml" xmlns:o="urn:schemas-microsoft-com:office:office" xmlns:r="http://schemas.openxmlformats.org/officeDocument/2006/relationships" xmlns:v="urn:schemas-microsoft-com:vml" xmlns:w10="urn:schemas-microsoft-com:office:word" xmlns:w14="http://schemas.microsoft.com/office/word/2010/wordml" xmlns:w="http://schemas.openxmlformats.org/wordprocessingml/2006/main" xmlns:wne="http://schemas.microsoft.com/office/word/2006/wordml" xmlns:wp14="http://schemas.microsoft.com/office/word/2010/wordprocessingDrawing" xmlns:wp="http://schemas.openxmlformats.org/drawingml/2006/wordprocessingDrawing" xmlns:wpc="http://schemas.microsoft.com/office/word/2010/wordprocessingCanvas" xmlns:wpg="http://schemas.microsoft.com/office/word/2010/wordprocessingGroup" xmlns:wpi="http://schemas.microsoft.com/office/word/2010/wordprocessingInk" xmlns:wps="http://schemas.microsoft.com/office/word/2010/wordprocessingShape" mc:Ignorable="w14 wp14">
+  <w:p>
+    <w:pPr>
+      <w:pStyle w:val="Header"/>
+    </w:pPr>
+  </w:p>
+</w:hdr>
 </file>
 
 <file path=word/numbering.xml><?xml version="1.0" encoding="utf-8"?>
